--- a/out/IM_엔젤로보틱스_CB_CPS_v5_20260825.docx
+++ b/out/IM_엔젤로보틱스_CB_CPS_v5_20260825.docx
@@ -5242,7 +5242,7 @@
         <w:pStyle w:val="afffffffd"/>
       </w:pPr>
       <w:r>
-        <w:t>동사는 2026년 현재 3건의 국가연구개발과제를 동시 수행하고 있으며, 이 중 브레인-투-로봇 과제는 2032년 12월까지 6년 9개월간 진행되는 대형 과제의 주관기관 지위를 확보하였음. 국고보조금이 동사 연구개발비의 33~39%를 실제로 분담하고 있어 영업손실의 주요 구성 항목인 R&amp;D 비용 부담이 구조적으로 완화되며, 과제 성과물은 동사에 귀속되어 장기 기술 자산으로 축적됨. 투자자 관점에서 본건은 현재 매출을 창출하는 사업에 더하여 정부가 장기간 검증·부담하는 기술 트랙에 대한 옵션을 함께 취득하는 구조임.</w:t>
+        <w:t>동사는 2026년 현재 3건의 국가연구개발과제를 동시 수행하고 있으며, 이 중 브레인-투-로봇 과제는 2032년 12월까지 6년 9개월간 진행되는 대형 과제의 주관기관 지위를 확보하였음. 국고보조금이 동사 연구개발비의 33~39%를 실제로 분담하고 있어 영업손실의 주요 구성 항목인 R&amp;D 비용 부담이 구조적으로 완화되며, 과제 성과물은 동사에 귀속되어 장기 기술 자산으로 축적됨. 아울러 회사는 2026년을 기점으로 B2C 대상 D2P 제품과 피지컬 AI 플랫폼으로의 체질 전환을 공식화하였음. 투자자 관점에서 본건은 현재 매출을 창출하는 사업에 더하여, 정부가 장기간 검증·부담하는 기술 트랙과 플랫폼 전환 옵션을 함께 취득하는 구조임.</w:t>
       </w:r>
     </w:p>
     <w:p>
@@ -14218,6 +14218,304 @@
         <w:pStyle w:val="31"/>
       </w:pPr>
       <w:r>
+        <w:t>신사업 : D2P 및 피지컬 AI 플랫폼</w:t>
+      </w:r>
+    </w:p>
+    <w:p>
+      <w:pPr>
+        <w:pStyle w:val="afffffffd"/>
+      </w:pPr>
+      <w:r>
+        <w:t>(B2B에서 B2C로 — D2P 전용 슈트) 동사는 2026년 중 환자 개인 전용 홈재활용 D2P(Direct to Patient) 슈트 제품의 연구개발을 진행할 예정임. 병원에서만 사용하던 로봇을 환자가 가정에서 직접 착용하는 형태로 전환하는 것으로, 판매처가 의료기관 예산에 종속되던 구조적 한계를 벗어나는 시도임.</w:t>
+      </w:r>
+    </w:p>
+    <w:p>
+      <w:pPr>
+        <w:pStyle w:val="afffffffd"/>
+      </w:pPr>
+      <w:r>
+        <w:t>(시장 규모의 차원 변화) 현재 동사 매출은 전국 100여 개 의료기관을 대상으로 발생하나, D2P는 환자 개인을 직접 대상으로 하므로 잠재 수요처의 모수 자체가 달라짐. 의료기관 대상 B2B가 대당 단가가 높은 대신 도입 주기가 긴 반면, D2P는 단가는 낮으나 반복 구매와 구독형 수익이 가능한 구조임.</w:t>
+      </w:r>
+    </w:p>
+    <w:p>
+      <w:pPr>
+        <w:pStyle w:val="afffffffd"/>
+      </w:pPr>
+      <w:r>
+        <w:t>(피지컬 AI로의 체질 전환) 동사는 사용자의 움직임과 신체 반응 데이터를 학습하는 피지컬 AI를 개발하여 차세대 로봇에 적용할 계획임. 구동부부터 제어기까지 표준화된 하드웨어·소프트웨어 모듈(WaSP)을 기반으로 하며, 단순 제품 판매를 넘어 데이터 기반 서비스와 플랫폼 비즈니스로 확장하는 것이 중장기 목표임.</w:t>
+      </w:r>
+    </w:p>
+    <w:p>
+      <w:pPr>
+        <w:pStyle w:val="afffffffd"/>
+      </w:pPr>
+      <w:r>
+        <w:t>(전주기 솔루션의 완성) angel SUIT H10을 필두로 재활의학과 중심 시장을 넘어 정형외과·신경외과로 타겟을 확대하고 있음. 병원 내 치료부터 가정 내 일상 복귀까지 아우르는 전주기 헬스케어 보행 솔루션 체계가 D2P 출시로 완성되는 구조임.</w:t>
+      </w:r>
+    </w:p>
+    <w:p>
+      <w:pPr>
+        <w:pStyle w:val="affffffff"/>
+      </w:pPr>
+      <w:r>
+        <w:t>[2026년 회사 3대 핵심 목표]</w:t>
+      </w:r>
+    </w:p>
+    <w:tbl>
+      <w:tblPr>
+        <w:tblStyle w:val="af5"/>
+        <w:tblW w:w="9747" w:type="dxa"/>
+        <w:tblLayout w:type="fixed"/>
+        <w:tblLook w:firstColumn="1" w:firstRow="1" w:lastColumn="0" w:lastRow="0" w:noHBand="0" w:noVBand="1" w:val="04A0"/>
+        <w:tblBorders>
+          <w:left w:val="none"/>
+          <w:right w:val="none"/>
+          <w:insideH w:val="dotted" w:sz="4" w:space="0" w:color="auto"/>
+          <w:insideV w:val="dotted" w:sz="4" w:space="0" w:color="auto"/>
+        </w:tblBorders>
+      </w:tblPr>
+      <w:tblGrid>
+        <w:gridCol w:w="4873"/>
+        <w:gridCol w:w="4873"/>
+      </w:tblGrid>
+      <w:tr>
+        <w:trPr>
+          <w:trHeight w:val="397"/>
+        </w:trPr>
+        <w:tc>
+          <w:tcPr>
+            <w:tcW w:w="1949" w:type="dxa"/>
+            <w:vAlign w:val="center"/>
+            <w:shd w:val="clear" w:color="auto" w:fill="D9D9D9"/>
+            <w:tcBorders>
+              <w:top w:val="single" w:sz="4" w:space="0" w:color="auto"/>
+              <w:left w:val="nil"/>
+              <w:bottom w:val="single" w:sz="4" w:space="0" w:color="auto"/>
+              <w:right w:val="dotted" w:sz="4" w:space="0" w:color="auto"/>
+            </w:tcBorders>
+          </w:tcPr>
+          <w:p>
+            <w:pPr>
+              <w:jc w:val="center"/>
+            </w:pPr>
+            <w:r/>
+            <w:r>
+              <w:rPr>
+                <w:rFonts w:ascii="KoPub돋움체_Pro Medium" w:hAnsi="KoPub돋움체_Pro Medium" w:eastAsia="KoPub돋움체_Pro Medium" w:hint="eastAsia"/>
+                <w:b w:val="0"/>
+                <w:sz w:val="20"/>
+              </w:rPr>
+              <w:t>구분</w:t>
+            </w:r>
+          </w:p>
+        </w:tc>
+        <w:tc>
+          <w:tcPr>
+            <w:tcW w:w="7797" w:type="dxa"/>
+            <w:vAlign w:val="center"/>
+            <w:shd w:val="clear" w:color="auto" w:fill="D9D9D9"/>
+            <w:tcBorders>
+              <w:top w:val="single" w:sz="4" w:space="0" w:color="auto"/>
+              <w:left w:val="dotted" w:sz="4" w:space="0" w:color="auto"/>
+              <w:bottom w:val="single" w:sz="4" w:space="0" w:color="auto"/>
+              <w:right w:val="nil"/>
+            </w:tcBorders>
+          </w:tcPr>
+          <w:p>
+            <w:pPr>
+              <w:jc w:val="center"/>
+            </w:pPr>
+            <w:r/>
+            <w:r>
+              <w:rPr>
+                <w:rFonts w:ascii="KoPub돋움체_Pro Medium" w:hAnsi="KoPub돋움체_Pro Medium" w:eastAsia="KoPub돋움체_Pro Medium" w:hint="eastAsia"/>
+                <w:b w:val="0"/>
+                <w:sz w:val="20"/>
+              </w:rPr>
+              <w:t>내용</w:t>
+            </w:r>
+          </w:p>
+        </w:tc>
+      </w:tr>
+      <w:tr>
+        <w:trPr>
+          <w:trHeight w:val="397"/>
+        </w:trPr>
+        <w:tc>
+          <w:tcPr>
+            <w:tcW w:w="1949" w:type="dxa"/>
+            <w:vAlign w:val="center"/>
+            <w:tcBorders>
+              <w:top w:val="dotted" w:sz="4" w:space="0" w:color="auto"/>
+              <w:left w:val="nil"/>
+              <w:bottom w:val="dotted" w:sz="4" w:space="0" w:color="auto"/>
+              <w:right w:val="dotted" w:sz="4" w:space="0" w:color="auto"/>
+            </w:tcBorders>
+          </w:tcPr>
+          <w:p>
+            <w:pPr>
+              <w:jc w:val="center"/>
+            </w:pPr>
+            <w:r/>
+            <w:r>
+              <w:rPr>
+                <w:rFonts w:ascii="KoPub돋움체_Pro Light" w:hAnsi="KoPub돋움체_Pro Light" w:eastAsia="KoPub돋움체_Pro Light" w:hint="eastAsia"/>
+                <w:b w:val="0"/>
+                <w:sz w:val="20"/>
+              </w:rPr>
+              <w:t>① D2P 제품 개발</w:t>
+            </w:r>
+          </w:p>
+        </w:tc>
+        <w:tc>
+          <w:tcPr>
+            <w:tcW w:w="7797" w:type="dxa"/>
+            <w:vAlign w:val="center"/>
+            <w:tcBorders>
+              <w:top w:val="dotted" w:sz="4" w:space="0" w:color="auto"/>
+              <w:left w:val="dotted" w:sz="4" w:space="0" w:color="auto"/>
+              <w:bottom w:val="dotted" w:sz="4" w:space="0" w:color="auto"/>
+              <w:right w:val="nil"/>
+            </w:tcBorders>
+          </w:tcPr>
+          <w:p>
+            <w:pPr/>
+            <w:r/>
+            <w:r>
+              <w:rPr>
+                <w:rFonts w:ascii="KoPub돋움체_Pro Light" w:hAnsi="KoPub돋움체_Pro Light" w:eastAsia="KoPub돋움체_Pro Light" w:hint="eastAsia"/>
+                <w:b w:val="0"/>
+                <w:sz w:val="20"/>
+              </w:rPr>
+              <w:t>B2B를 넘어 B2C로 확장. 환자가 가정에서 직접 착용하는 홈재활용 전용 슈트 개발</w:t>
+            </w:r>
+          </w:p>
+        </w:tc>
+      </w:tr>
+      <w:tr>
+        <w:trPr>
+          <w:trHeight w:val="397"/>
+        </w:trPr>
+        <w:tc>
+          <w:tcPr>
+            <w:tcW w:w="1949" w:type="dxa"/>
+            <w:vAlign w:val="center"/>
+            <w:tcBorders>
+              <w:top w:val="dotted" w:sz="4" w:space="0" w:color="auto"/>
+              <w:left w:val="nil"/>
+              <w:bottom w:val="dotted" w:sz="4" w:space="0" w:color="auto"/>
+              <w:right w:val="dotted" w:sz="4" w:space="0" w:color="auto"/>
+            </w:tcBorders>
+          </w:tcPr>
+          <w:p>
+            <w:pPr>
+              <w:jc w:val="center"/>
+            </w:pPr>
+            <w:r/>
+            <w:r>
+              <w:rPr>
+                <w:rFonts w:ascii="KoPub돋움체_Pro Light" w:hAnsi="KoPub돋움체_Pro Light" w:eastAsia="KoPub돋움체_Pro Light" w:hint="eastAsia"/>
+                <w:b w:val="0"/>
+                <w:sz w:val="20"/>
+              </w:rPr>
+              <w:t>② 피지컬 AI 개발</w:t>
+            </w:r>
+          </w:p>
+        </w:tc>
+        <w:tc>
+          <w:tcPr>
+            <w:tcW w:w="7797" w:type="dxa"/>
+            <w:vAlign w:val="center"/>
+            <w:tcBorders>
+              <w:top w:val="dotted" w:sz="4" w:space="0" w:color="auto"/>
+              <w:left w:val="dotted" w:sz="4" w:space="0" w:color="auto"/>
+              <w:bottom w:val="dotted" w:sz="4" w:space="0" w:color="auto"/>
+              <w:right w:val="nil"/>
+            </w:tcBorders>
+          </w:tcPr>
+          <w:p>
+            <w:pPr/>
+            <w:r/>
+            <w:r>
+              <w:rPr>
+                <w:rFonts w:ascii="KoPub돋움체_Pro Light" w:hAnsi="KoPub돋움체_Pro Light" w:eastAsia="KoPub돋움체_Pro Light" w:hint="eastAsia"/>
+                <w:b w:val="0"/>
+                <w:sz w:val="20"/>
+              </w:rPr>
+              <w:t>사용자 움직임·신체 반응 데이터를 학습하여 의도를 선제 파악. WaSP 표준 모듈로 개발 속도 제고</w:t>
+            </w:r>
+          </w:p>
+        </w:tc>
+      </w:tr>
+      <w:tr>
+        <w:trPr>
+          <w:trHeight w:val="397"/>
+        </w:trPr>
+        <w:tc>
+          <w:tcPr>
+            <w:tcW w:w="1949" w:type="dxa"/>
+            <w:vAlign w:val="center"/>
+            <w:tcBorders>
+              <w:top w:val="dotted" w:sz="4" w:space="0" w:color="auto"/>
+              <w:left w:val="nil"/>
+              <w:bottom w:val="dotted" w:sz="4" w:space="0" w:color="auto"/>
+              <w:right w:val="dotted" w:sz="4" w:space="0" w:color="auto"/>
+            </w:tcBorders>
+          </w:tcPr>
+          <w:p>
+            <w:pPr>
+              <w:jc w:val="center"/>
+            </w:pPr>
+            <w:r/>
+            <w:r>
+              <w:rPr>
+                <w:rFonts w:ascii="KoPub돋움체_Pro Light" w:hAnsi="KoPub돋움체_Pro Light" w:eastAsia="KoPub돋움체_Pro Light" w:hint="eastAsia"/>
+                <w:b w:val="0"/>
+                <w:sz w:val="20"/>
+              </w:rPr>
+              <w:t>③ 매출 확대 및 이익 실현</w:t>
+            </w:r>
+          </w:p>
+        </w:tc>
+        <w:tc>
+          <w:tcPr>
+            <w:tcW w:w="7797" w:type="dxa"/>
+            <w:vAlign w:val="center"/>
+            <w:tcBorders>
+              <w:top w:val="dotted" w:sz="4" w:space="0" w:color="auto"/>
+              <w:left w:val="dotted" w:sz="4" w:space="0" w:color="auto"/>
+              <w:bottom w:val="dotted" w:sz="4" w:space="0" w:color="auto"/>
+              <w:right w:val="nil"/>
+            </w:tcBorders>
+          </w:tcPr>
+          <w:p>
+            <w:pPr/>
+            <w:r/>
+            <w:r>
+              <w:rPr>
+                <w:rFonts w:ascii="KoPub돋움체_Pro Light" w:hAnsi="KoPub돋움체_Pro Light" w:eastAsia="KoPub돋움체_Pro Light" w:hint="eastAsia"/>
+                <w:b w:val="0"/>
+                <w:sz w:val="20"/>
+              </w:rPr>
+              <w:t>기술 혁신을 실질 경영 성과로 연결. 데이터 기반 헬스케어 플랫폼 구축을 통한 수익성 제고</w:t>
+            </w:r>
+          </w:p>
+        </w:tc>
+      </w:tr>
+    </w:tbl>
+    <w:p>
+      <w:pPr>
+        <w:pStyle w:val="affffffff0"/>
+      </w:pPr>
+      <w:r>
+        <w:t>출처: 동사 제9기 사업보고서 「주주에게 드리는 글」</w:t>
+      </w:r>
+    </w:p>
+    <w:p>
+      <w:pPr>
+        <w:pStyle w:val="31"/>
+      </w:pPr>
+      <w:r>
         <w:t>소결 및 시사점</w:t>
       </w:r>
     </w:p>
@@ -14234,7 +14532,7 @@
         <w:pStyle w:val="afffffffd"/>
       </w:pPr>
       <w:r>
-        <w:t>(결론) 인허가 완결로 판매 가능 시장이 확대된 현 시점은 동일한 제품 포트폴리오로 매출 레벨을 이동시킬 수 있는 국면임. 금번 조달자금이 양산 대응과 해외 판매망에 집중 투입되는 것은 이 판단에 근거한 것으로, 자금 투입과 매출 회복의 인과관계가 명확한 구조임.</w:t>
+        <w:t>(결론) 인허가 완결로 판매 가능 시장이 확대된 현 시점은 동일한 제품 포트폴리오로 매출 레벨을 이동시킬 수 있는 국면이며, D2P 출시가 더해지면 판매처 모수 자체가 확대됨. 금번 조달자금이 양산 대응과 해외 판매망에 집중 투입되는 것은 이 판단에 근거한 것으로, 자금 투입과 매출 회복의 인과관계가 명확한 구조임.</w:t>
       </w:r>
     </w:p>
     <w:p>
@@ -14609,16 +14907,16 @@
           </w:tcPr>
           <w:p>
             <w:pPr>
-              <w:jc w:val="center"/>
-            </w:pPr>
-            <w:r/>
-            <w:r>
-              <w:rPr>
-                <w:rFonts w:ascii="KoPub돋움체_Pro Light" w:hAnsi="KoPub돋움체_Pro Light" w:eastAsia="KoPub돋움체_Pro Light" w:hint="eastAsia"/>
-                <w:b w:val="0"/>
-                <w:sz w:val="20"/>
-              </w:rPr>
-              <w:t>-</w:t>
+              <w:jc w:val="right"/>
+            </w:pPr>
+            <w:r/>
+            <w:r>
+              <w:rPr>
+                <w:rFonts w:ascii="KoPub돋움체_Pro Light" w:hAnsi="KoPub돋움체_Pro Light" w:eastAsia="KoPub돋움체_Pro Light" w:hint="eastAsia"/>
+                <w:b w:val="0"/>
+                <w:sz w:val="20"/>
+              </w:rPr>
+              <w:t>1,702</w:t>
             </w:r>
           </w:p>
         </w:tc>
@@ -14634,16 +14932,16 @@
           </w:tcPr>
           <w:p>
             <w:pPr>
-              <w:jc w:val="center"/>
-            </w:pPr>
-            <w:r/>
-            <w:r>
-              <w:rPr>
-                <w:rFonts w:ascii="KoPub돋움체_Pro Light" w:hAnsi="KoPub돋움체_Pro Light" w:eastAsia="KoPub돋움체_Pro Light" w:hint="eastAsia"/>
-                <w:b w:val="0"/>
-                <w:sz w:val="20"/>
-              </w:rPr>
-              <w:t>-</w:t>
+              <w:jc w:val="right"/>
+            </w:pPr>
+            <w:r/>
+            <w:r>
+              <w:rPr>
+                <w:rFonts w:ascii="KoPub돋움체_Pro Light" w:hAnsi="KoPub돋움체_Pro Light" w:eastAsia="KoPub돋움체_Pro Light" w:hint="eastAsia"/>
+                <w:b w:val="0"/>
+                <w:sz w:val="20"/>
+              </w:rPr>
+              <w:t>2,030</w:t>
             </w:r>
           </w:p>
         </w:tc>
@@ -14739,16 +15037,16 @@
           </w:tcPr>
           <w:p>
             <w:pPr>
-              <w:jc w:val="center"/>
-            </w:pPr>
-            <w:r/>
-            <w:r>
-              <w:rPr>
-                <w:rFonts w:ascii="KoPub돋움체_Pro Light" w:hAnsi="KoPub돋움체_Pro Light" w:eastAsia="KoPub돋움체_Pro Light" w:hint="eastAsia"/>
-                <w:b w:val="0"/>
-                <w:sz w:val="20"/>
-              </w:rPr>
-              <w:t>-</w:t>
+              <w:jc w:val="right"/>
+            </w:pPr>
+            <w:r/>
+            <w:r>
+              <w:rPr>
+                <w:rFonts w:ascii="KoPub돋움체_Pro Light" w:hAnsi="KoPub돋움체_Pro Light" w:eastAsia="KoPub돋움체_Pro Light" w:hint="eastAsia"/>
+                <w:b w:val="0"/>
+                <w:sz w:val="20"/>
+              </w:rPr>
+              <w:t>2,509</w:t>
             </w:r>
           </w:p>
         </w:tc>
@@ -14764,16 +15062,16 @@
           </w:tcPr>
           <w:p>
             <w:pPr>
-              <w:jc w:val="center"/>
-            </w:pPr>
-            <w:r/>
-            <w:r>
-              <w:rPr>
-                <w:rFonts w:ascii="KoPub돋움체_Pro Light" w:hAnsi="KoPub돋움체_Pro Light" w:eastAsia="KoPub돋움체_Pro Light" w:hint="eastAsia"/>
-                <w:b w:val="0"/>
-                <w:sz w:val="20"/>
-              </w:rPr>
-              <w:t>-</w:t>
+              <w:jc w:val="right"/>
+            </w:pPr>
+            <w:r/>
+            <w:r>
+              <w:rPr>
+                <w:rFonts w:ascii="KoPub돋움체_Pro Light" w:hAnsi="KoPub돋움체_Pro Light" w:eastAsia="KoPub돋움체_Pro Light" w:hint="eastAsia"/>
+                <w:b w:val="0"/>
+                <w:sz w:val="20"/>
+              </w:rPr>
+              <w:t>2,611</w:t>
             </w:r>
           </w:p>
         </w:tc>
@@ -14853,7 +15151,7 @@
                 <w:b w:val="0"/>
                 <w:sz w:val="20"/>
               </w:rPr>
-              <w:t>판매비와관리비</w:t>
+              <w:t xml:space="preserve">  매출총이익률(%)</w:t>
             </w:r>
           </w:p>
         </w:tc>
@@ -14869,16 +15167,16 @@
           </w:tcPr>
           <w:p>
             <w:pPr>
-              <w:jc w:val="center"/>
-            </w:pPr>
-            <w:r/>
-            <w:r>
-              <w:rPr>
-                <w:rFonts w:ascii="KoPub돋움체_Pro Light" w:hAnsi="KoPub돋움체_Pro Light" w:eastAsia="KoPub돋움체_Pro Light" w:hint="eastAsia"/>
-                <w:b w:val="0"/>
-                <w:sz w:val="20"/>
-              </w:rPr>
-              <w:t>-</w:t>
+              <w:jc w:val="right"/>
+            </w:pPr>
+            <w:r/>
+            <w:r>
+              <w:rPr>
+                <w:rFonts w:ascii="KoPub돋움체_Pro Light" w:hAnsi="KoPub돋움체_Pro Light" w:eastAsia="KoPub돋움체_Pro Light" w:hint="eastAsia"/>
+                <w:b w:val="0"/>
+                <w:sz w:val="20"/>
+              </w:rPr>
+              <w:t>59.6</w:t>
             </w:r>
           </w:p>
         </w:tc>
@@ -14894,16 +15192,16 @@
           </w:tcPr>
           <w:p>
             <w:pPr>
-              <w:jc w:val="center"/>
-            </w:pPr>
-            <w:r/>
-            <w:r>
-              <w:rPr>
-                <w:rFonts w:ascii="KoPub돋움체_Pro Light" w:hAnsi="KoPub돋움체_Pro Light" w:eastAsia="KoPub돋움체_Pro Light" w:hint="eastAsia"/>
-                <w:b w:val="0"/>
-                <w:sz w:val="20"/>
-              </w:rPr>
-              <w:t>-</w:t>
+              <w:jc w:val="right"/>
+            </w:pPr>
+            <w:r/>
+            <w:r>
+              <w:rPr>
+                <w:rFonts w:ascii="KoPub돋움체_Pro Light" w:hAnsi="KoPub돋움체_Pro Light" w:eastAsia="KoPub돋움체_Pro Light" w:hint="eastAsia"/>
+                <w:b w:val="0"/>
+                <w:sz w:val="20"/>
+              </w:rPr>
+              <w:t>56.3</w:t>
             </w:r>
           </w:p>
         </w:tc>
@@ -14928,7 +15226,7 @@
                 <w:b w:val="0"/>
                 <w:sz w:val="20"/>
               </w:rPr>
-              <w:t>6,296</w:t>
+              <w:t>63.6</w:t>
             </w:r>
           </w:p>
         </w:tc>
@@ -14953,7 +15251,7 @@
                 <w:b w:val="0"/>
                 <w:sz w:val="20"/>
               </w:rPr>
-              <w:t>6,946</w:t>
+              <w:t>60.5</w:t>
             </w:r>
           </w:p>
         </w:tc>
@@ -14983,7 +15281,7 @@
                 <w:b w:val="0"/>
                 <w:sz w:val="20"/>
               </w:rPr>
-              <w:t>영업손실</w:t>
+              <w:t>판매비와관리비</w:t>
             </w:r>
           </w:p>
         </w:tc>
@@ -14999,16 +15297,16 @@
           </w:tcPr>
           <w:p>
             <w:pPr>
-              <w:jc w:val="center"/>
-            </w:pPr>
-            <w:r/>
-            <w:r>
-              <w:rPr>
-                <w:rFonts w:ascii="KoPub돋움체_Pro Light" w:hAnsi="KoPub돋움체_Pro Light" w:eastAsia="KoPub돋움체_Pro Light" w:hint="eastAsia"/>
-                <w:b w:val="0"/>
-                <w:sz w:val="20"/>
-              </w:rPr>
-              <w:t>(10,842)</w:t>
+              <w:jc w:val="right"/>
+            </w:pPr>
+            <w:r/>
+            <w:r>
+              <w:rPr>
+                <w:rFonts w:ascii="KoPub돋움체_Pro Light" w:hAnsi="KoPub돋움체_Pro Light" w:eastAsia="KoPub돋움체_Pro Light" w:hint="eastAsia"/>
+                <w:b w:val="0"/>
+                <w:sz w:val="20"/>
+              </w:rPr>
+              <w:t>13,351</w:t>
             </w:r>
           </w:p>
         </w:tc>
@@ -15024,16 +15322,16 @@
           </w:tcPr>
           <w:p>
             <w:pPr>
-              <w:jc w:val="center"/>
-            </w:pPr>
-            <w:r/>
-            <w:r>
-              <w:rPr>
-                <w:rFonts w:ascii="KoPub돋움체_Pro Light" w:hAnsi="KoPub돋움체_Pro Light" w:eastAsia="KoPub돋움체_Pro Light" w:hint="eastAsia"/>
-                <w:b w:val="0"/>
-                <w:sz w:val="20"/>
-              </w:rPr>
-              <w:t>(10,276)</w:t>
+              <w:jc w:val="right"/>
+            </w:pPr>
+            <w:r/>
+            <w:r>
+              <w:rPr>
+                <w:rFonts w:ascii="KoPub돋움체_Pro Light" w:hAnsi="KoPub돋움체_Pro Light" w:eastAsia="KoPub돋움체_Pro Light" w:hint="eastAsia"/>
+                <w:b w:val="0"/>
+                <w:sz w:val="20"/>
+              </w:rPr>
+              <w:t>12,888</w:t>
             </w:r>
           </w:p>
         </w:tc>
@@ -15049,16 +15347,16 @@
           </w:tcPr>
           <w:p>
             <w:pPr>
-              <w:jc w:val="center"/>
-            </w:pPr>
-            <w:r/>
-            <w:r>
-              <w:rPr>
-                <w:rFonts w:ascii="KoPub돋움체_Pro Light" w:hAnsi="KoPub돋움체_Pro Light" w:eastAsia="KoPub돋움체_Pro Light" w:hint="eastAsia"/>
-                <w:b w:val="0"/>
-                <w:sz w:val="20"/>
-              </w:rPr>
-              <w:t>(4,666)</w:t>
+              <w:jc w:val="right"/>
+            </w:pPr>
+            <w:r/>
+            <w:r>
+              <w:rPr>
+                <w:rFonts w:ascii="KoPub돋움체_Pro Light" w:hAnsi="KoPub돋움체_Pro Light" w:eastAsia="KoPub돋움체_Pro Light" w:hint="eastAsia"/>
+                <w:b w:val="0"/>
+                <w:sz w:val="20"/>
+              </w:rPr>
+              <w:t>6,296</w:t>
             </w:r>
           </w:p>
         </w:tc>
@@ -15074,16 +15372,16 @@
           </w:tcPr>
           <w:p>
             <w:pPr>
-              <w:jc w:val="center"/>
-            </w:pPr>
-            <w:r/>
-            <w:r>
-              <w:rPr>
-                <w:rFonts w:ascii="KoPub돋움체_Pro Light" w:hAnsi="KoPub돋움체_Pro Light" w:eastAsia="KoPub돋움체_Pro Light" w:hint="eastAsia"/>
-                <w:b w:val="0"/>
-                <w:sz w:val="20"/>
-              </w:rPr>
-              <w:t>(6,163)</w:t>
+              <w:jc w:val="right"/>
+            </w:pPr>
+            <w:r/>
+            <w:r>
+              <w:rPr>
+                <w:rFonts w:ascii="KoPub돋움체_Pro Light" w:hAnsi="KoPub돋움체_Pro Light" w:eastAsia="KoPub돋움체_Pro Light" w:hint="eastAsia"/>
+                <w:b w:val="0"/>
+                <w:sz w:val="20"/>
+              </w:rPr>
+              <w:t>6,946</w:t>
             </w:r>
           </w:p>
         </w:tc>
@@ -15113,7 +15411,7 @@
                 <w:b w:val="0"/>
                 <w:sz w:val="20"/>
               </w:rPr>
-              <w:t>금융수익</w:t>
+              <w:t>영업손실</w:t>
             </w:r>
           </w:p>
         </w:tc>
@@ -15138,7 +15436,7 @@
                 <w:b w:val="0"/>
                 <w:sz w:val="20"/>
               </w:rPr>
-              <w:t>-</w:t>
+              <w:t>(10,842)</w:t>
             </w:r>
           </w:p>
         </w:tc>
@@ -15163,7 +15461,7 @@
                 <w:b w:val="0"/>
                 <w:sz w:val="20"/>
               </w:rPr>
-              <w:t>-</w:t>
+              <w:t>(10,276)</w:t>
             </w:r>
           </w:p>
         </w:tc>
@@ -15179,16 +15477,16 @@
           </w:tcPr>
           <w:p>
             <w:pPr>
-              <w:jc w:val="right"/>
-            </w:pPr>
-            <w:r/>
-            <w:r>
-              <w:rPr>
-                <w:rFonts w:ascii="KoPub돋움체_Pro Light" w:hAnsi="KoPub돋움체_Pro Light" w:eastAsia="KoPub돋움체_Pro Light" w:hint="eastAsia"/>
-                <w:b w:val="0"/>
-                <w:sz w:val="20"/>
-              </w:rPr>
-              <w:t>481</w:t>
+              <w:jc w:val="center"/>
+            </w:pPr>
+            <w:r/>
+            <w:r>
+              <w:rPr>
+                <w:rFonts w:ascii="KoPub돋움체_Pro Light" w:hAnsi="KoPub돋움체_Pro Light" w:eastAsia="KoPub돋움체_Pro Light" w:hint="eastAsia"/>
+                <w:b w:val="0"/>
+                <w:sz w:val="20"/>
+              </w:rPr>
+              <w:t>(4,666)</w:t>
             </w:r>
           </w:p>
         </w:tc>
@@ -15204,16 +15502,16 @@
           </w:tcPr>
           <w:p>
             <w:pPr>
-              <w:jc w:val="right"/>
-            </w:pPr>
-            <w:r/>
-            <w:r>
-              <w:rPr>
-                <w:rFonts w:ascii="KoPub돋움체_Pro Light" w:hAnsi="KoPub돋움체_Pro Light" w:eastAsia="KoPub돋움체_Pro Light" w:hint="eastAsia"/>
-                <w:b w:val="0"/>
-                <w:sz w:val="20"/>
-              </w:rPr>
-              <w:t>2,578</w:t>
+              <w:jc w:val="center"/>
+            </w:pPr>
+            <w:r/>
+            <w:r>
+              <w:rPr>
+                <w:rFonts w:ascii="KoPub돋움체_Pro Light" w:hAnsi="KoPub돋움체_Pro Light" w:eastAsia="KoPub돋움체_Pro Light" w:hint="eastAsia"/>
+                <w:b w:val="0"/>
+                <w:sz w:val="20"/>
+              </w:rPr>
+              <w:t>(6,163)</w:t>
             </w:r>
           </w:p>
         </w:tc>
@@ -15243,7 +15541,7 @@
                 <w:b w:val="0"/>
                 <w:sz w:val="20"/>
               </w:rPr>
-              <w:t>금융비용</w:t>
+              <w:t>금융수익</w:t>
             </w:r>
           </w:p>
         </w:tc>
@@ -15259,16 +15557,16 @@
           </w:tcPr>
           <w:p>
             <w:pPr>
-              <w:jc w:val="center"/>
-            </w:pPr>
-            <w:r/>
-            <w:r>
-              <w:rPr>
-                <w:rFonts w:ascii="KoPub돋움체_Pro Light" w:hAnsi="KoPub돋움체_Pro Light" w:eastAsia="KoPub돋움체_Pro Light" w:hint="eastAsia"/>
-                <w:b w:val="0"/>
-                <w:sz w:val="20"/>
-              </w:rPr>
-              <w:t>-</w:t>
+              <w:jc w:val="right"/>
+            </w:pPr>
+            <w:r/>
+            <w:r>
+              <w:rPr>
+                <w:rFonts w:ascii="KoPub돋움체_Pro Light" w:hAnsi="KoPub돋움체_Pro Light" w:eastAsia="KoPub돋움체_Pro Light" w:hint="eastAsia"/>
+                <w:b w:val="0"/>
+                <w:sz w:val="20"/>
+              </w:rPr>
+              <w:t>1,041</w:t>
             </w:r>
           </w:p>
         </w:tc>
@@ -15284,16 +15582,16 @@
           </w:tcPr>
           <w:p>
             <w:pPr>
-              <w:jc w:val="center"/>
-            </w:pPr>
-            <w:r/>
-            <w:r>
-              <w:rPr>
-                <w:rFonts w:ascii="KoPub돋움체_Pro Light" w:hAnsi="KoPub돋움체_Pro Light" w:eastAsia="KoPub돋움체_Pro Light" w:hint="eastAsia"/>
-                <w:b w:val="0"/>
-                <w:sz w:val="20"/>
-              </w:rPr>
-              <w:t>-</w:t>
+              <w:jc w:val="right"/>
+            </w:pPr>
+            <w:r/>
+            <w:r>
+              <w:rPr>
+                <w:rFonts w:ascii="KoPub돋움체_Pro Light" w:hAnsi="KoPub돋움체_Pro Light" w:eastAsia="KoPub돋움체_Pro Light" w:hint="eastAsia"/>
+                <w:b w:val="0"/>
+                <w:sz w:val="20"/>
+              </w:rPr>
+              <w:t>851</w:t>
             </w:r>
           </w:p>
         </w:tc>
@@ -15318,7 +15616,7 @@
                 <w:b w:val="0"/>
                 <w:sz w:val="20"/>
               </w:rPr>
-              <w:t>61</w:t>
+              <w:t>481</w:t>
             </w:r>
           </w:p>
         </w:tc>
@@ -15343,7 +15641,7 @@
                 <w:b w:val="0"/>
                 <w:sz w:val="20"/>
               </w:rPr>
-              <w:t>65</w:t>
+              <w:t>2,578</w:t>
             </w:r>
           </w:p>
         </w:tc>
@@ -15373,7 +15671,7 @@
                 <w:b w:val="0"/>
                 <w:sz w:val="20"/>
               </w:rPr>
-              <w:t>법인세비용차감전순손실</w:t>
+              <w:t>금융비용</w:t>
             </w:r>
           </w:p>
         </w:tc>
@@ -15389,16 +15687,16 @@
           </w:tcPr>
           <w:p>
             <w:pPr>
-              <w:jc w:val="center"/>
-            </w:pPr>
-            <w:r/>
-            <w:r>
-              <w:rPr>
-                <w:rFonts w:ascii="KoPub돋움체_Pro Light" w:hAnsi="KoPub돋움체_Pro Light" w:eastAsia="KoPub돋움체_Pro Light" w:hint="eastAsia"/>
-                <w:b w:val="0"/>
-                <w:sz w:val="20"/>
-              </w:rPr>
-              <w:t>(10,006)</w:t>
+              <w:jc w:val="right"/>
+            </w:pPr>
+            <w:r/>
+            <w:r>
+              <w:rPr>
+                <w:rFonts w:ascii="KoPub돋움체_Pro Light" w:hAnsi="KoPub돋움체_Pro Light" w:eastAsia="KoPub돋움체_Pro Light" w:hint="eastAsia"/>
+                <w:b w:val="0"/>
+                <w:sz w:val="20"/>
+              </w:rPr>
+              <w:t>77</w:t>
             </w:r>
           </w:p>
         </w:tc>
@@ -15414,16 +15712,16 @@
           </w:tcPr>
           <w:p>
             <w:pPr>
-              <w:jc w:val="center"/>
-            </w:pPr>
-            <w:r/>
-            <w:r>
-              <w:rPr>
-                <w:rFonts w:ascii="KoPub돋움체_Pro Light" w:hAnsi="KoPub돋움체_Pro Light" w:eastAsia="KoPub돋움체_Pro Light" w:hint="eastAsia"/>
-                <w:b w:val="0"/>
-                <w:sz w:val="20"/>
-              </w:rPr>
-              <w:t>(9,715)</w:t>
+              <w:jc w:val="right"/>
+            </w:pPr>
+            <w:r/>
+            <w:r>
+              <w:rPr>
+                <w:rFonts w:ascii="KoPub돋움체_Pro Light" w:hAnsi="KoPub돋움체_Pro Light" w:eastAsia="KoPub돋움체_Pro Light" w:hint="eastAsia"/>
+                <w:b w:val="0"/>
+                <w:sz w:val="20"/>
+              </w:rPr>
+              <w:t>129</w:t>
             </w:r>
           </w:p>
         </w:tc>
@@ -15439,16 +15737,16 @@
           </w:tcPr>
           <w:p>
             <w:pPr>
-              <w:jc w:val="center"/>
-            </w:pPr>
-            <w:r/>
-            <w:r>
-              <w:rPr>
-                <w:rFonts w:ascii="KoPub돋움체_Pro Light" w:hAnsi="KoPub돋움체_Pro Light" w:eastAsia="KoPub돋움체_Pro Light" w:hint="eastAsia"/>
-                <w:b w:val="0"/>
-                <w:sz w:val="20"/>
-              </w:rPr>
-              <w:t>(4,405)</w:t>
+              <w:jc w:val="right"/>
+            </w:pPr>
+            <w:r/>
+            <w:r>
+              <w:rPr>
+                <w:rFonts w:ascii="KoPub돋움체_Pro Light" w:hAnsi="KoPub돋움체_Pro Light" w:eastAsia="KoPub돋움체_Pro Light" w:hint="eastAsia"/>
+                <w:b w:val="0"/>
+                <w:sz w:val="20"/>
+              </w:rPr>
+              <w:t>61</w:t>
             </w:r>
           </w:p>
         </w:tc>
@@ -15464,16 +15762,16 @@
           </w:tcPr>
           <w:p>
             <w:pPr>
-              <w:jc w:val="center"/>
-            </w:pPr>
-            <w:r/>
-            <w:r>
-              <w:rPr>
-                <w:rFonts w:ascii="KoPub돋움체_Pro Light" w:hAnsi="KoPub돋움체_Pro Light" w:eastAsia="KoPub돋움체_Pro Light" w:hint="eastAsia"/>
-                <w:b w:val="0"/>
-                <w:sz w:val="20"/>
-              </w:rPr>
-              <w:t>(3,665)</w:t>
+              <w:jc w:val="right"/>
+            </w:pPr>
+            <w:r/>
+            <w:r>
+              <w:rPr>
+                <w:rFonts w:ascii="KoPub돋움체_Pro Light" w:hAnsi="KoPub돋움체_Pro Light" w:eastAsia="KoPub돋움체_Pro Light" w:hint="eastAsia"/>
+                <w:b w:val="0"/>
+                <w:sz w:val="20"/>
+              </w:rPr>
+              <w:t>65</w:t>
             </w:r>
           </w:p>
         </w:tc>
@@ -15503,7 +15801,7 @@
                 <w:b w:val="0"/>
                 <w:sz w:val="20"/>
               </w:rPr>
-              <w:t>당기순손실</w:t>
+              <w:t>법인세비용차감전순손실</w:t>
             </w:r>
           </w:p>
         </w:tc>
@@ -15633,7 +15931,7 @@
                 <w:b w:val="0"/>
                 <w:sz w:val="20"/>
               </w:rPr>
-              <w:t>주당순손실(원)</w:t>
+              <w:t>당기순손실</w:t>
             </w:r>
           </w:p>
         </w:tc>
@@ -15658,7 +15956,7 @@
                 <w:b w:val="0"/>
                 <w:sz w:val="20"/>
               </w:rPr>
-              <w:t>(687)</w:t>
+              <w:t>(10,006)</w:t>
             </w:r>
           </w:p>
         </w:tc>
@@ -15683,7 +15981,7 @@
                 <w:b w:val="0"/>
                 <w:sz w:val="20"/>
               </w:rPr>
-              <w:t>(642)</w:t>
+              <w:t>(9,715)</w:t>
             </w:r>
           </w:p>
         </w:tc>
@@ -15708,7 +16006,7 @@
                 <w:b w:val="0"/>
                 <w:sz w:val="20"/>
               </w:rPr>
-              <w:t>(292)</w:t>
+              <w:t>(4,405)</w:t>
             </w:r>
           </w:p>
         </w:tc>
@@ -15733,6 +16031,136 @@
                 <w:b w:val="0"/>
                 <w:sz w:val="20"/>
               </w:rPr>
+              <w:t>(3,665)</w:t>
+            </w:r>
+          </w:p>
+        </w:tc>
+      </w:tr>
+      <w:tr>
+        <w:trPr>
+          <w:trHeight w:val="397"/>
+        </w:trPr>
+        <w:tc>
+          <w:tcPr>
+            <w:tcW w:w="2924" w:type="dxa"/>
+            <w:vAlign w:val="center"/>
+            <w:tcBorders>
+              <w:top w:val="single" w:sz="4" w:space="0" w:color="auto"/>
+              <w:bottom w:val="single" w:sz="4" w:space="0" w:color="auto"/>
+              <w:right w:val="single" w:sz="4" w:space="0" w:color="auto"/>
+            </w:tcBorders>
+          </w:tcPr>
+          <w:p>
+            <w:pPr>
+              <w:jc w:val="left"/>
+            </w:pPr>
+            <w:r/>
+            <w:r>
+              <w:rPr>
+                <w:rFonts w:ascii="KoPub돋움체_Pro Light" w:hAnsi="KoPub돋움체_Pro Light" w:eastAsia="KoPub돋움체_Pro Light" w:hint="eastAsia"/>
+                <w:b w:val="0"/>
+                <w:sz w:val="20"/>
+              </w:rPr>
+              <w:t>주당순손실(원)</w:t>
+            </w:r>
+          </w:p>
+        </w:tc>
+        <w:tc>
+          <w:tcPr>
+            <w:tcW w:w="1754" w:type="dxa"/>
+            <w:vAlign w:val="center"/>
+            <w:tcBorders>
+              <w:top w:val="single" w:sz="4" w:space="0" w:color="auto"/>
+              <w:bottom w:val="single" w:sz="4" w:space="0" w:color="auto"/>
+              <w:right w:val="none"/>
+            </w:tcBorders>
+          </w:tcPr>
+          <w:p>
+            <w:pPr>
+              <w:jc w:val="center"/>
+            </w:pPr>
+            <w:r/>
+            <w:r>
+              <w:rPr>
+                <w:rFonts w:ascii="KoPub돋움체_Pro Light" w:hAnsi="KoPub돋움체_Pro Light" w:eastAsia="KoPub돋움체_Pro Light" w:hint="eastAsia"/>
+                <w:b w:val="0"/>
+                <w:sz w:val="20"/>
+              </w:rPr>
+              <w:t>(687)</w:t>
+            </w:r>
+          </w:p>
+        </w:tc>
+        <w:tc>
+          <w:tcPr>
+            <w:tcW w:w="1754" w:type="dxa"/>
+            <w:vAlign w:val="center"/>
+            <w:tcBorders>
+              <w:top w:val="single" w:sz="4" w:space="0" w:color="auto"/>
+              <w:bottom w:val="single" w:sz="4" w:space="0" w:color="auto"/>
+              <w:right w:val="none"/>
+            </w:tcBorders>
+          </w:tcPr>
+          <w:p>
+            <w:pPr>
+              <w:jc w:val="center"/>
+            </w:pPr>
+            <w:r/>
+            <w:r>
+              <w:rPr>
+                <w:rFonts w:ascii="KoPub돋움체_Pro Light" w:hAnsi="KoPub돋움체_Pro Light" w:eastAsia="KoPub돋움체_Pro Light" w:hint="eastAsia"/>
+                <w:b w:val="0"/>
+                <w:sz w:val="20"/>
+              </w:rPr>
+              <w:t>(642)</w:t>
+            </w:r>
+          </w:p>
+        </w:tc>
+        <w:tc>
+          <w:tcPr>
+            <w:tcW w:w="1656" w:type="dxa"/>
+            <w:vAlign w:val="center"/>
+            <w:tcBorders>
+              <w:top w:val="single" w:sz="4" w:space="0" w:color="auto"/>
+              <w:bottom w:val="single" w:sz="4" w:space="0" w:color="auto"/>
+              <w:right w:val="none"/>
+            </w:tcBorders>
+          </w:tcPr>
+          <w:p>
+            <w:pPr>
+              <w:jc w:val="center"/>
+            </w:pPr>
+            <w:r/>
+            <w:r>
+              <w:rPr>
+                <w:rFonts w:ascii="KoPub돋움체_Pro Light" w:hAnsi="KoPub돋움체_Pro Light" w:eastAsia="KoPub돋움체_Pro Light" w:hint="eastAsia"/>
+                <w:b w:val="0"/>
+                <w:sz w:val="20"/>
+              </w:rPr>
+              <w:t>(292)</w:t>
+            </w:r>
+          </w:p>
+        </w:tc>
+        <w:tc>
+          <w:tcPr>
+            <w:tcW w:w="1656" w:type="dxa"/>
+            <w:vAlign w:val="center"/>
+            <w:tcBorders>
+              <w:top w:val="single" w:sz="4" w:space="0" w:color="auto"/>
+              <w:bottom w:val="single" w:sz="4" w:space="0" w:color="auto"/>
+              <w:right w:val="nil"/>
+            </w:tcBorders>
+          </w:tcPr>
+          <w:p>
+            <w:pPr>
+              <w:jc w:val="center"/>
+            </w:pPr>
+            <w:r/>
+            <w:r>
+              <w:rPr>
+                <w:rFonts w:ascii="KoPub돋움체_Pro Light" w:hAnsi="KoPub돋움체_Pro Light" w:eastAsia="KoPub돋움체_Pro Light" w:hint="eastAsia"/>
+                <w:b w:val="0"/>
+                <w:sz w:val="20"/>
+              </w:rPr>
               <w:t>(240)</w:t>
             </w:r>
           </w:p>
@@ -15744,15 +16172,7 @@
         <w:pStyle w:val="affffffff0"/>
       </w:pPr>
       <w:r>
-        <w:t>출처: 동사 제10기 반기보고서</w:t>
-      </w:r>
-    </w:p>
-    <w:p>
-      <w:pPr>
-        <w:pStyle w:val="affffffff0"/>
-      </w:pPr>
-      <w:r>
-        <w:t>주1) 2024년·2025년 연간 매출원가·판관비 세부는 사업보고서 원문 기준 보완 예정</w:t>
+        <w:t>출처: 동사 제9기 사업보고서 및 제10기 반기보고서</w:t>
       </w:r>
     </w:p>
     <w:p>
@@ -15769,6 +16189,14 @@
       </w:pPr>
       <w:r>
         <w:t>(매출 -49.4%, 판관비 +10.3%의 역방향 진행) 2026년 반기 매출은 전년 동기 대비 49.4% 감소한 반면 판관비는 6,296백만원에서 6,946백만원으로 증가하여 영업손실이 61.6억원으로 확대되었음. 판관비 증가는 해외 진출 대비 마케팅·세일즈 비용과 전문 인력 확대에 기인한다고 회사가 공시하고 있음.</w:t>
+      </w:r>
+    </w:p>
+    <w:p>
+      <w:pPr>
+        <w:pStyle w:val="afffffffd"/>
+      </w:pPr>
+      <w:r>
+        <w:t>(판관비 3.47% 감소 — 품질 개선의 효과) 2025년 판매비와관리비는 12,888백만원으로 전년 대비 463백만원 감소하였음. 연구개발 인력 확충으로 인건비가 상승하였음에도 품질 개선을 통한 판매보증비 및 수선비 감소가 이를 상쇄한 결과로, 제품 완성도가 실제로 개선되고 있음을 보여주는 지표임.</w:t>
       </w:r>
     </w:p>
     <w:p>
